--- a/tillsyn/A 42207-2025 tillsynsbegäran.docx
+++ b/tillsyn/A 42207-2025 tillsynsbegäran.docx
@@ -539,7 +539,7 @@
     <w:r>
       <w:tab/>
       <w:tab/>
-      <w:t>2025-09-22</w:t>
+      <w:t>2025-09-23</w:t>
       <w:br/>
       <w:br/>
     </w:r>

--- a/tillsyn/A 42207-2025 tillsynsbegäran.docx
+++ b/tillsyn/A 42207-2025 tillsynsbegäran.docx
@@ -22,7 +22,7 @@
     </w:p>
     <w:p>
       <w:r>
-        <w:t>Nedan beskrivs fynd av naturvårdsarter och fridlysta arter som gjorts i det avverkningsanmälda området. I BILAGA 1 finns artfakta om fridlysta arter.</w:t>
+        <w:t>Nedan beskrivs fynd av naturvårdsarter och fridlysta arter som gjorts i det avverkningsanmälda området. I BILAGA 1 finns artfakta om fridlysta och rödlistade arter.</w:t>
       </w:r>
     </w:p>
     <w:p>
@@ -35,7 +35,7 @@
     </w:p>
     <w:p>
       <w:r>
-        <w:t>I avverkningsanmälan har följande 3 naturvårdsarter hittats: knärot (VU, §8), garnlav (NT) och vedticka (S). Av dessa är 2 rödlistade. För rödlistade arter har rödlistekategorin angivits inom parentes. Arter som är signalarter enligt Skogsstyrelsen har markerats med (S). För fridlysta arter anges även paragrafen i Artskyddsförordningen som arten är fridlyst enligt.</w:t>
+        <w:t>I avverkningsanmälan har följande 20 naturvårdsarter hittats: knärot (VU, §8), rynkskinn (VU), garnlav (NT), granticka (NT), gränsticka (NT), kolflarnlav (NT), lunglav (NT), mörk kolflarnlav (NT), spillkråka (NT, §4), tretåig hackspett (NT, §4), ullticka (NT), vedflikmossa (NT), vedskivlav (NT), bårdlav (S), luddlav (S), mörk husmossa (S), norrlandslav (S), stuplav (S), vedticka (S) och kungsfågel (§4). Av dessa är 13 rödlistade. För rödlistade arter har rödlistekategorin angivits inom parentes. Arter som är signalarter enligt Skogsstyrelsen har markerats med (S). För fridlysta arter anges även paragrafen i Artskyddsförordningen som arten är fridlyst enligt.</w:t>
       </w:r>
     </w:p>
     <w:p>
@@ -50,7 +50,7 @@
       <w:r>
         <w:drawing>
           <wp:inline xmlns:a="http://schemas.openxmlformats.org/drawingml/2006/main" xmlns:pic="http://schemas.openxmlformats.org/drawingml/2006/picture">
-            <wp:extent cx="5486400" cy="4324542"/>
+            <wp:extent cx="5486400" cy="4220612"/>
             <wp:docPr id="1" name="Picture 1"/>
             <wp:cNvGraphicFramePr>
               <a:graphicFrameLocks noChangeAspect="1"/>
@@ -71,7 +71,7 @@
                   <pic:spPr>
                     <a:xfrm>
                       <a:off x="0" y="0"/>
-                      <a:ext cx="5486400" cy="4324542"/>
+                      <a:ext cx="5486400" cy="4220612"/>
                     </a:xfrm>
                     <a:prstGeom prst="rect"/>
                   </pic:spPr>
@@ -102,6 +102,172 @@
       </w:r>
     </w:p>
     <w:p>
+      <w:r>
+        <w:rPr>
+          <w:b/>
+        </w:rPr>
+        <w:t>Granticka (NT)</w:t>
+      </w:r>
+      <w:r>
+        <w:t xml:space="preserve"> förekommer främst i äldre skogar med naturskogskaraktär, liksom i dimensionsavverkade och plockhuggna skogar. I äldre grannaturskog i norra Sverige är den alltjämt en förhållandevis vanlig karaktärsart, medan den längre söderut blir allt mer sällsynt. I Götaland och delar av Svealand är den en god signalart för skyddsvärda granskogsmiljöer. Arten bedöms ha minskat starkt under senare år på grund av skogsavverkningar, då den framför allt växer i äldre granskog med långvarig grankontinuitet. I urskogsliknande bestånd i norra Sverige kan ibland påträffas den mycket sällsynta tickan grantickeporing (VU), som lever på döda grantickor (SLU Artdatabanken, 2024; Nitare &amp; Skogsstyrelsen, 2019).</w:t>
+      </w:r>
+    </w:p>
+    <w:p>
+      <w:r>
+        <w:rPr>
+          <w:b/>
+        </w:rPr>
+        <w:t>Gränsticka (NT)</w:t>
+      </w:r>
+      <w:r>
+        <w:t xml:space="preserve"> är en mycket bra signalart inom hela sitt utbredningsområde. Den är huvudsakligen knuten till restbestånd av barrnaturskog och förekommer med ett tydligt optimum i orörda eller måttligt påverkade gamla granskogar där det föreligger långvarig kontinuitet av grov död ved. Lokaler som hyser arten, speciellt i mellersta och södra Sverige, bör undantas från skogsbruk (SLU Artdatabanken, 2024; Nitare &amp; Skogsstyrelsen, 2019).</w:t>
+      </w:r>
+    </w:p>
+    <w:p>
+      <w:r>
+        <w:rPr>
+          <w:b/>
+        </w:rPr>
+        <w:t>Kolflarnlav (NT)</w:t>
+      </w:r>
+      <w:r>
+        <w:t xml:space="preserve"> är brandberoende och växer nästan uteslutande på kolad hård kärnved av tall. Etableringen verkar ske först 100–300 år efter brand och nytt substrat nybildas i mycket begränsad omfattning. Avverkning av tallskog av naturskogskaraktär med spår av återkommande bränder är ett hot och mängden lämplig ved att växa på för arten minskar dels på grund av naturlig nedbrytning men framförallt på grund av att det förstörs i samband med slutavverkningar, gallringar och markberedning. Såväl kolflarnlav som mörk kolflarnlav har glänsande bålfjäll och förekommer främst i tall- och blandbarrskogar av naturskogskaraktär med spår av återkommande bränder. Skogar som dessa hyser höga biologiska värden och bör skyddas (SLU Artdatabanken, 2024).</w:t>
+      </w:r>
+    </w:p>
+    <w:p>
+      <w:r>
+        <w:rPr>
+          <w:b/>
+        </w:rPr>
+        <w:t>Lunglav (NT)</w:t>
+      </w:r>
+      <w:r>
+        <w:t xml:space="preserve"> är en av vårt lands främsta signalarter som överallt indikerar gamla lövträd, skogsbestånd med höga naturvärden och ekosystem med lång skoglig kontinuitet. Lokalt kan förekomsten vara mycket riklig men den hittas nästan enbart i gamla och ej slutavverkade skogar. Artens samtliga förekomster bör uppmärksammas från naturvårdssynpunkt, då många lokaler även hyser andra ovanliga och rödlistade arter. Rikliga förekomster bör skyddas med biotopskydd, frivilliga avsättningar eller reservat. Det finns ett antal sällsynta lavparasiter som växer på lunglav: lunglavsknapp (VU), skrovelmössing (DD), lunglavshårprick (DD), </w:t>
+      </w:r>
+      <w:r>
+        <w:rPr>
+          <w:i/>
+        </w:rPr>
+        <w:t>Calycina alstrupii</w:t>
+      </w:r>
+      <w:r>
+        <w:t xml:space="preserve"> (NA) och </w:t>
+      </w:r>
+      <w:r>
+        <w:rPr>
+          <w:i/>
+        </w:rPr>
+        <w:t>Chalara lobariae</w:t>
+      </w:r>
+      <w:r>
+        <w:t xml:space="preserve"> (NA) (SLU Artdatabanken, 2025; SLU Artdatabanken, 2024; Nitare &amp; Skogsstyrelsen, 2019).</w:t>
+      </w:r>
+    </w:p>
+    <w:p>
+      <w:r>
+        <w:rPr>
+          <w:b/>
+        </w:rPr>
+        <w:t xml:space="preserve">Mörk husmossa </w:t>
+      </w:r>
+      <w:r>
+        <w:t>är en mycket bra signalart i södra och mellersta Sverige. Den är sannolikt svårspridd och växer huvudsakligen i skog med lång skoglig kontinuitet i områden med konstant hög luftfuktighet. Den är känslig för större avverkningar, men tål plockhuggning som lämnar ett tätare trädskikt och ett obrutet, fukthållande mosstäcke på marken. Ett par studier har klart visat att artens tillväxt försämras när skogen huggs ner intill växtplatsen, och att ett kalhygges påverkan på mörk husmossa avtar både med avståndet från kalhygget och ju fuktigare växtplatsen är (SLU Artdatabanken, 2024; Nitare &amp; Skogsstyrelsen, 2019).</w:t>
+      </w:r>
+    </w:p>
+    <w:p>
+      <w:r>
+        <w:rPr>
+          <w:b/>
+        </w:rPr>
+        <w:t>Mörk kolflarnlav (NT)</w:t>
+      </w:r>
+      <w:r>
+        <w:t xml:space="preserve"> är brandberoende och växer nästan uteslutande på kolad hård kärnved av tall. Arten förekommer främst i glesa, öppna tall- och blandbarrskogar av naturskogskaraktär och etableringen verkar ske sent efter brand, kanske först efter 100–300 år. Mörk kolflarnlav indikerar skog med höga naturvärden och vanligast är att den påträffas på rester av nedbrunna torrakor och högstubbar och lågstubbar som är så grova att hela innandömet är urbränt. Tall- och blandbarrskogar av naturskogskaraktär med spår av återkommande bränder hyser höga biologiska värden och bör skyddas (SLU Artdatabanken, 2024).</w:t>
+      </w:r>
+    </w:p>
+    <w:p>
+      <w:r>
+        <w:rPr>
+          <w:b/>
+        </w:rPr>
+        <w:t>Rynkskinn (VU)</w:t>
+      </w:r>
+      <w:r>
+        <w:t>, rödlistad som sårbar, är en vednedbrytare som växer på grova granlågor och ingår i en karaktäristisk association av vedsvampar knutna till urskogsartade barrskogar. Den har klassificerats som en “urskogsindikator” och är placerad i toppen av Skogsstyrelsens värdepyramid för bedömning av skog med höga naturvärden. Allt tyder på att rynkskinn är mycket känslig för skogliga ingrepp (Nitare &amp; Skogsstyrelsen, 2019; SLU Artdatabanken, 2024).</w:t>
+      </w:r>
+    </w:p>
+    <w:p>
+      <w:r>
+        <w:rPr>
+          <w:b/>
+        </w:rPr>
+        <w:t>Stuplav</w:t>
+      </w:r>
+      <w:r>
+        <w:t xml:space="preserve"> är en mycket bra signalart i hela sitt utbredningsområde och förekommer nästan enbart i skogsmiljöer med höga naturvärden. Den indikerar långvarig förekomst av gamla lövträd och miljöer med konstant hög luftfuktighet. I skogar med suboceaniskt klimat finns det en mycket sällsynt parasit, njurlavsknapp </w:t>
+      </w:r>
+      <w:r>
+        <w:rPr>
+          <w:i/>
+        </w:rPr>
+        <w:t>Pletocarpon nephromeum</w:t>
+      </w:r>
+      <w:r>
+        <w:t xml:space="preserve"> (EN), som växer på stuplav (SLU Artdatabanken, 2024; Nitare &amp; Skogsstyrelsen, 2019).</w:t>
+      </w:r>
+    </w:p>
+    <w:p>
+      <w:r>
+        <w:rPr>
+          <w:b/>
+        </w:rPr>
+        <w:t>Ullticka (NT)</w:t>
+      </w:r>
+      <w:r>
+        <w:t xml:space="preserve"> är knuten till restbestånd av barrnaturskog och förekommer med ett tydligt optimum i orörda eller måttligt påverkade gamla granskogar där det föreligger viss kontinuitet av grov död ved. Ullticka är en bra signalart inom hela sitt utbredningsområde och i södra Sverige är den sällsynt och en god signalart för skyddsvärda granskogsmiljöer. Den hotas av avverkning och fragmentering av naturskog och äldre granskog med lång trädkontinuitet. På ullticka kan ibland ulltickeporing (VU) påträffas - det är en sällsynt ticka som nyligen delats upp i tre olika arter: </w:t>
+      </w:r>
+      <w:r>
+        <w:rPr>
+          <w:i/>
+        </w:rPr>
+        <w:t xml:space="preserve">Skeletocutis brevispora </w:t>
+      </w:r>
+      <w:r>
+        <w:t>(ulltickeporing)</w:t>
+      </w:r>
+      <w:r>
+        <w:rPr>
+          <w:i/>
+        </w:rPr>
+        <w:t>, Skeletocutis delicata och Skeletocutis exilis</w:t>
+      </w:r>
+      <w:r>
+        <w:t>. De två sistnämnda arterna står för närvarande (2020) som ej bedömda i rödlistan (SLU Artdatabanken, 2024; Nitare &amp; Skogsstyrelsen, 2019; Miettinen &amp; Niemelä, 2018).</w:t>
+      </w:r>
+    </w:p>
+    <w:p>
+      <w:r>
+        <w:rPr>
+          <w:b/>
+        </w:rPr>
+        <w:t xml:space="preserve">Vedflikmossa (NT) </w:t>
+      </w:r>
+      <w:r>
+        <w:t>är strikt knuten till död ved i främst Norrlands barrskogar. Fanns tidigare även i södra Sveriges skogar men är borta där. Eftersom arten huvudsakligen är hänvisad till skog där träd fått växa kontinuerligt under flera hundra år (kontinuitetsskog), inte klarar av en kalhyggesfas och har svårt att sprida sig över stora avstånd, bedöms populationen fortsätta att minska på grund av dagens avverkningstakt av kontinuitetsskog. För att hejda populationsminskningen av denna art måste kalavverkning i de barrskogar som tidigare aldrig kalhuggits (kontinuitetsskog) upphöra eller begränsas kraftigt (SLU Artdatabanken, 2024).</w:t>
+      </w:r>
+    </w:p>
+    <w:p>
+      <w:r>
+        <w:rPr>
+          <w:b/>
+        </w:rPr>
+        <w:t>Vedskivlav (NT)</w:t>
+      </w:r>
+      <w:r>
+        <w:t xml:space="preserve"> växer på gammal, torr, exponerad, hård kärnved av framförallt tall i naturskogsartade bestånd. Avverkning av tallskog av naturskogskaraktär med spår av återkommande bränder är ett hot. Mängden lämplig ved att växa på för vedskivlav minskar, dels på grund av naturlig nedbrytning men framförallt på grund av att de förstörs i samband med slutavverkningar, gallringar och markberedning. Tall- och blandbarrskogar av naturskogskaraktär med spår av återkommande bränder bör skyddas (SLU Artdatabanken, 2024).</w:t>
+      </w:r>
+    </w:p>
+    <w:p>
       <w:pPr>
         <w:pStyle w:val="Heading1"/>
       </w:pPr>
@@ -111,7 +277,21 @@
     </w:p>
     <w:p>
       <w:r>
-        <w:t>Följande fridlysta arter har sina livsmiljöer och växtplatser i den avverkningsanmälda skogen: knärot (VU, §8).</w:t>
+        <w:t>Följande fridlysta arter har sina livsmiljöer och växtplatser i den avverkningsanmälda skogen: knärot (VU, §8), spillkråka (NT, §4), tretåig hackspett (NT, §4) och kungsfågel (§4).</w:t>
+      </w:r>
+    </w:p>
+    <w:p>
+      <w:r>
+        <w:t xml:space="preserve">Observera att medlemsländerna är skyldiga att agera i enlighet med EU:s fågeldirektiv där det uttryckligen står att direktivet gäller för fåglar samt för deras ägg, bon och </w:t>
+      </w:r>
+      <w:r>
+        <w:rPr>
+          <w:b/>
+        </w:rPr>
+        <w:t xml:space="preserve">livsmiljöer </w:t>
+      </w:r>
+      <w:r>
+        <w:t>(artikel 1). Vidare att de åtgärder som vidtas inte får leda till en försämring av den nuvarande situationen beträffande bevarandet av de fågelarter som avses i artikel 1 (artikel 13). Fågeldirektivet är styrande för tillsynsansvariga myndigheters ärendehantering, ställningstaganden och beslutsfattande.</w:t>
       </w:r>
     </w:p>
     <w:p>
@@ -145,7 +325,7 @@
     </w:p>
     <w:p>
       <w:r>
-        <w:t>I det avverkningsanmälda området finns 1 fyndplatser för knärot registrerade på Artportalen. Figur 2 visar gränserna för buffertzoner på 50 m, som behöver lämnas kring fyndplatserna för att knärotslokalerna inte ska försvinna vid en avverkning. Av det avverkningsanmälda området överlappar 0.71 ha med buffertzonerna och får av detta skäl inte avverkas.</w:t>
+        <w:t>I det avverkningsanmälda området finns 2 fyndplatser för knärot registrerade på Artportalen. Figur 2 visar gränserna för buffertzoner på 50 m, som behöver lämnas kring fyndplatserna för att knärotslokalerna inte ska försvinna vid en avverkning. Av det avverkningsanmälda området överlappar 1.49 ha med buffertzonerna och får av detta skäl inte avverkas.</w:t>
       </w:r>
     </w:p>
     <w:p>
@@ -202,6 +382,28 @@
     </w:p>
     <w:p>
       <w:r>
+        <w:rPr>
+          <w:b/>
+        </w:rPr>
+        <w:t>Spillkråka (NT, §4)</w:t>
+      </w:r>
+      <w:r>
+        <w:t xml:space="preserve"> är rödlistad som nära hotad och ingår i bilaga 1 i EU:s fågeldirektiv. Den minskar i population på grund av minskad tillgång på lämpliga bo- och födoträd och minskad födotillgång. Spillkråkans minskningstakt har uppgått till 19 (24–10) % under de senaste 15 åren. Minskningstakten för den svenska populationen bedöms vara nära gränsvärdet för Sårbar (VU) (A2bc). Skogsbruk med korta omloppstider och täta, homogena ungskogar utgör det största hotet, (SLU Artdatabanken, 2023).</w:t>
+      </w:r>
+    </w:p>
+    <w:p>
+      <w:r>
+        <w:rPr>
+          <w:b/>
+        </w:rPr>
+        <w:t>Tretåig hackspett (NT, §4)</w:t>
+      </w:r>
+      <w:r>
+        <w:t xml:space="preserve"> är rödlistad som nära hotad och ingår i bilaga 1 i EU:s fågeldirektiv. Tretåig hackspett är för sin överlevnad beroende av kontinuerlig tillförsel av äldre döende och död ved, som sker genom naturliga självgallringsprocesser i äldre grannaturskogar och barrblandade naturskogar. Om en skog genom skogsbruk gallras eller glesas ur så upphör och uteblir i stort sett den naturliga självgallringsprocessen för mycket lång tid framöver vilket omöjliggör upprätthållandet av den kontinuerliga ekologiska funktionen i ett område. Det finns studier som visar att naturskogens självgallringsprocess som den tretåiga hackspetten är beroende av, inte kan ersättas med efterlämnad hänsyn i skogsbruket (Imbeau &amp; Desrochers, 2002). Storleken på häckningsreviret varierar med skogstypen, förekomsten av död ved och graden av fragmentering, men är i allmänhet i storleksordningen 25–100 hektar. Vintertid krävs ofta betydligt större områden och det finns studier som antyder att arten behöver minst 100 hektar äldre skog. I områden med låg bonitet kan det behövas över 200 hektar lämpligt habitat för att ett par ska kunna reproducera sig. Områden med dokumenterad permanent förekomst i naturskogsmiljöer har vanligen så stora naturvärden att skogsbruk är olämpligt (Skogsstyrelsen, 2016).</w:t>
+      </w:r>
+    </w:p>
+    <w:p>
+      <w:r>
         <w:t>I BILAGA 1 finns mer detaljerad information om ekologi samt krav på livsmiljö hos fridlysta arter.</w:t>
       </w:r>
     </w:p>
@@ -215,7 +417,9 @@
         <w:pStyle w:val="Title"/>
       </w:pPr>
       <w:r>
-        <w:t>BILAGA 1 – Fridlysta arter</w:t>
+        <w:t>BILAGA 1 –</w:t>
+        <w:br/>
+        <w:t>Fridlysta och rödlistade arter</w:t>
       </w:r>
     </w:p>
     <w:p>
@@ -409,6 +613,322 @@
       </w:r>
       <w:r>
         <w:t>SLU Artdatabanken, Uppsala</w:t>
+      </w:r>
+    </w:p>
+    <w:p>
+      <w:pPr>
+        <w:pStyle w:val="Heading1"/>
+      </w:pPr>
+      <w:r>
+        <w:t>Lunglav – ekologi samt krav på livsmiljön</w:t>
+      </w:r>
+    </w:p>
+    <w:p>
+      <w:r>
+        <w:t>Lunglav (NT) är en av vårt lands främsta signalarter som överallt indikerar gamla lövträd, skogsbestånd med höga naturvärden och ekosystem med lång skoglig kontinuitet. Lokalt kan förekomsten vara mycket riklig men den hittas nästan enbart i gamla och ej slutavverkade skogar. Artens samtliga förekomster bör uppmärksammas från naturvårdssynpunkt, då många lokaler även hyser andra ovanliga och rödlistade arter. Rikliga förekomster bör skyddas med biotopskydd, frivilliga avsättningar eller reservat (SLU Artdatabanken, 2024; Nitare &amp; Skogsstyrelsen, 2019).</w:t>
+      </w:r>
+    </w:p>
+    <w:p>
+      <w:r>
+        <w:t xml:space="preserve">På lunglav kan man sällsynt finna små svarta skivlika bildningar som liknar apothecier men som är en parasitisk svamp, Lunglavsknapp </w:t>
+      </w:r>
+      <w:r>
+        <w:rPr>
+          <w:i/>
+        </w:rPr>
+        <w:t>Plectocarpon lichenum</w:t>
+      </w:r>
+      <w:r>
+        <w:t xml:space="preserve"> (VU). Det finns ytterligare ett antal parasiter vilka bara förekommer på lunglav: Skrovelmössing </w:t>
+      </w:r>
+      <w:r>
+        <w:rPr>
+          <w:i/>
+        </w:rPr>
+        <w:t>Dactylospora lobariella</w:t>
+      </w:r>
+      <w:r>
+        <w:t xml:space="preserve"> (rödlistad som Kunskapsbrist DD) och Lunglavshårprick </w:t>
+      </w:r>
+      <w:r>
+        <w:rPr>
+          <w:i/>
+        </w:rPr>
+        <w:t>Niesslia lobariae</w:t>
+      </w:r>
+      <w:r>
+        <w:t xml:space="preserve"> (rödlistad som Kunskapsbrist DD). Skrovelmössing (DD) har små svarta apothecier och bruna, 1-septerade sporer och Lunglavshårprick (DD) har brunhåriga perithecier och färglösa, 1-septerade sporer. Nyligen har ytterligare två lavparasiter påträffats i Sverige som växer på lunglav: </w:t>
+      </w:r>
+      <w:r>
+        <w:rPr>
+          <w:i/>
+        </w:rPr>
+        <w:t>Calycina alstrupii</w:t>
+      </w:r>
+      <w:r>
+        <w:t xml:space="preserve"> (NA) och </w:t>
+      </w:r>
+      <w:r>
+        <w:rPr>
+          <w:i/>
+        </w:rPr>
+        <w:t>Chalara lobariae</w:t>
+      </w:r>
+      <w:r>
+        <w:t xml:space="preserve"> (NA) (SLU Artdatabanken, 2025; SLU Artdatabanken, 2024; Nitare &amp; Skogsstyrelsen, 2019).</w:t>
+      </w:r>
+    </w:p>
+    <w:p>
+      <w:pPr>
+        <w:pStyle w:val="Heading2"/>
+      </w:pPr>
+      <w:r>
+        <w:t>Referenser – lunglav</w:t>
+      </w:r>
+    </w:p>
+    <w:p>
+      <w:r>
+        <w:t xml:space="preserve">Nitare, J. och Skogsstyrelsen, 2019. </w:t>
+      </w:r>
+      <w:r>
+        <w:rPr>
+          <w:i/>
+        </w:rPr>
+        <w:t xml:space="preserve">Skyddsvärd skog – Naturvårdsarter och andra kriterier för naturvärdesbedömning. </w:t>
+      </w:r>
+      <w:r>
+        <w:t>Skogsstyrelsen.</w:t>
+      </w:r>
+    </w:p>
+    <w:p>
+      <w:r>
+        <w:t xml:space="preserve">SLU Artdatabanken, 2024. </w:t>
+      </w:r>
+      <w:r>
+        <w:rPr>
+          <w:i/>
+        </w:rPr>
+        <w:t xml:space="preserve">Artfaktablad. Naturvård – artfakta. </w:t>
+      </w:r>
+      <w:r>
+        <w:t>SLU Artdatabanken, Uppsala.</w:t>
+      </w:r>
+    </w:p>
+    <w:p>
+      <w:r>
+        <w:t xml:space="preserve">SLU Artdatabanken, 2025. </w:t>
+      </w:r>
+      <w:r>
+        <w:rPr>
+          <w:i/>
+        </w:rPr>
+        <w:t xml:space="preserve">Över 20 nya lavparasiter för Sverige. </w:t>
+      </w:r>
+      <w:r>
+        <w:t>https://www.slu.se/artdatabanken/arter-och-natur/artiklar/over-20-nya-lavparasiter-for-sverige/</w:t>
+      </w:r>
+    </w:p>
+    <w:p>
+      <w:pPr>
+        <w:pStyle w:val="Heading1"/>
+      </w:pPr>
+      <w:r>
+        <w:t>Spillkråka – ekologi samt krav på livsmiljön</w:t>
+      </w:r>
+    </w:p>
+    <w:p>
+      <w:r>
+        <w:t>Spillkråka (NT) är rödlistad som nära hotad, fridlyst enligt §4 Artskyddsförordningen och ingår i bilaga 1 i EU:s fågeldirektiv. Spillkråka lever i både barr- och blandskog liksom i ren lövskog. De tätaste populationerna tenderar att finnas i äldre, variationsrik blandskog med gott om död ved och gamla träd.</w:t>
+      </w:r>
+    </w:p>
+    <w:p>
+      <w:r>
+        <w:t>Varje par utnyttjar 400–1000 hektar skog beroende på skogens kvalitet. En minskning av populationen pågår på grund av minskad tillgång på lämpliga bo- och födoträd och minskad födotillgång. Spillkråkans minskningstakt har uppgått till 19 (24–10) % under de senaste 15 åren. Minskningstakten för den svenska populationen bedöms vara nära gränsvärdet för Sårbar (VU) (A2bc). Skogsbruk med korta omloppstider och täta, homogena ungskogar utgör det största hotet (Artdatabanken 2023).</w:t>
+      </w:r>
+    </w:p>
+    <w:p>
+      <w:pPr>
+        <w:pStyle w:val="Heading2"/>
+      </w:pPr>
+      <w:r>
+        <w:t>Referenser – spillkråka</w:t>
+      </w:r>
+    </w:p>
+    <w:p>
+      <w:r>
+        <w:t xml:space="preserve">SLU Artdatabanken, 2021. </w:t>
+      </w:r>
+      <w:r>
+        <w:rPr>
+          <w:i/>
+        </w:rPr>
+        <w:t xml:space="preserve">Artfaktablad. Naturvård – artfakta. </w:t>
+      </w:r>
+      <w:r>
+        <w:t>SLU Artdatabanken, Uppsala</w:t>
+      </w:r>
+    </w:p>
+    <w:p>
+      <w:pPr>
+        <w:pStyle w:val="Heading1"/>
+      </w:pPr>
+      <w:r>
+        <w:t>Tretåig hackspett – ekologi samt krav på livsmiljön</w:t>
+      </w:r>
+    </w:p>
+    <w:p>
+      <w:r>
+        <w:t xml:space="preserve">Tretåig hackspett (NT) är fridlyst enligt §4 Artskyddsförordningen och finns med som prioriterad art i Skogsstyrelsen vägledning för skogsbruket (bilaga 4 till SVL). I vägledningen står bland annat att: </w:t>
+      </w:r>
+      <w:r>
+        <w:rPr>
+          <w:i/>
+        </w:rPr>
+        <w:t xml:space="preserve">“Tretåig hackspett har stora arealkrav och höga krav på sin livsmiljö. Omdaningen av naturskogar till kulturskogar medför en förlust av viktiga miljöer, något som förstärks av ökad fragmentering till följd av avverkningar.” </w:t>
+      </w:r>
+      <w:r>
+        <w:t xml:space="preserve">Vidare att: </w:t>
+      </w:r>
+      <w:r>
+        <w:rPr>
+          <w:i/>
+        </w:rPr>
+        <w:t>“Områden med dokumenterad permanent förekomst i naturskogsmiljöer har vanligen så stora naturvärden att skogsbruk är olämpligt”.</w:t>
+      </w:r>
+    </w:p>
+    <w:p>
+      <w:r>
+        <w:t>Tretåig hackspett är beroende av större sammanhängande naturskogar med kontinuerlig tillgång och nybildning av död ved och fragmentering av livsmiljöerna utgör ett stort hot mot arten (se exempelvis Stachura-Skierczynska et al., 2009; Wesolowski et al., 2005; Butler et al., 2004; Pakkala et al., 2002; Amcoff et al., 1996; Virkkala, 1991). Det finns studier som visar att naturskogens självgallringsprocess som den tretåiga hackspetten är beroende av, inte kan ersättas med efterlämnad hänsyn i skogsbruket (Imbeau &amp; Desrochers, 2002).</w:t>
+      </w:r>
+    </w:p>
+    <w:p>
+      <w:r>
+        <w:t>Permanenta revir av tretåig hackspett karaktäriseras ofta av artens typiska ringformigt ordnade hackmärken på framför allt gamla granar. För att säkerställa att inte revir av tretåig hackspett drabbas av avverkningsplanerna bör en inventering göras i området både under häckningstid och under vintern, då arten utnyttjar betydligt större områden än under sommarens häckningsrevir. Storleken på häckningsreviret varierar med skogstypen, förekomsten av död ved och graden av fragmentering, men är i allmänhet i storleksordningen 25–100 hektar.</w:t>
+      </w:r>
+    </w:p>
+    <w:p>
+      <w:r>
+        <w:t>Förutom fridlysning enligt §4 Artskyddsförordningen är tretåig hackspett även förtecknad i EU:s fågeldirektiv bilaga 1. Den ingår också i Natura 2000 och är förtecknad i Bernkonventionen bilaga II (strikt skyddade djurarter).</w:t>
+      </w:r>
+    </w:p>
+    <w:p>
+      <w:pPr>
+        <w:pStyle w:val="Heading2"/>
+      </w:pPr>
+      <w:r>
+        <w:t>Referenser – tretåig hackspett</w:t>
+      </w:r>
+    </w:p>
+    <w:p>
+      <w:r>
+        <w:t xml:space="preserve">Amcoff, M. &amp; Eriksson, P. 1996. </w:t>
+      </w:r>
+      <w:r>
+        <w:rPr>
+          <w:i/>
+        </w:rPr>
+        <w:t xml:space="preserve">Förekomst av tretåig hackspett Picoides tridactylus på bestånds- och landskapsnivå. </w:t>
+      </w:r>
+      <w:r>
+        <w:t>Ornis Svecica 6: 107–119</w:t>
+      </w:r>
+    </w:p>
+    <w:p>
+      <w:r>
+        <w:t xml:space="preserve">Butler, R., Angelstam, P., Ekelund, P. &amp; Schlaeffer, R. 2004. </w:t>
+      </w:r>
+      <w:r>
+        <w:rPr>
+          <w:i/>
+        </w:rPr>
+        <w:t xml:space="preserve">Dead wood threshold values for the three-toed woodpecker presence in boreal and sub-Alpine forest. </w:t>
+      </w:r>
+      <w:r>
+        <w:t>Biological conservation 119(3): 305–318</w:t>
+      </w:r>
+    </w:p>
+    <w:p>
+      <w:r>
+        <w:t xml:space="preserve">Imbeau, L. &amp; Desrochers, A. 2002. </w:t>
+      </w:r>
+      <w:r>
+        <w:rPr>
+          <w:i/>
+        </w:rPr>
+        <w:t xml:space="preserve">Foraging Ecology and Use of Drumming Trees by Three-Toed Woodpeckers. </w:t>
+      </w:r>
+      <w:r>
+        <w:t>The Journal of Wildlife Management. Vol. 66, No. 1 (Jan., 2002), pp. 222–231.</w:t>
+      </w:r>
+    </w:p>
+    <w:p>
+      <w:r>
+        <w:t xml:space="preserve">Pakkala, T., Hanski, I. &amp; Tomppo, E. 2002. </w:t>
+      </w:r>
+      <w:r>
+        <w:rPr>
+          <w:i/>
+        </w:rPr>
+        <w:t xml:space="preserve">Spatial ecology of the three-toed woodpecker in managed forest landscapes. </w:t>
+      </w:r>
+      <w:r>
+        <w:t>Silva Fennica 36(1): 279–288.</w:t>
+      </w:r>
+    </w:p>
+    <w:p>
+      <w:r>
+        <w:t xml:space="preserve">Skogsstyrelsen, 2016. </w:t>
+      </w:r>
+      <w:r>
+        <w:rPr>
+          <w:i/>
+        </w:rPr>
+        <w:t xml:space="preserve">Vägledning för hänsyn till fåglar – Tretåig hackspett. </w:t>
+      </w:r>
+      <w:r>
+        <w:t>www.skogsstyrelsen.se</w:t>
+      </w:r>
+    </w:p>
+    <w:p>
+      <w:r>
+        <w:t xml:space="preserve">Stachura-Skierczynska, K., Tumiel, T. &amp; Skierczynski, M. 2009. </w:t>
+      </w:r>
+      <w:r>
+        <w:rPr>
+          <w:i/>
+        </w:rPr>
+        <w:t xml:space="preserve">Habitat prediction model for three-toed woodpecker and its implications for the conservation of biologically valuable forests. </w:t>
+      </w:r>
+      <w:r>
+        <w:t>Forest Ecology and Management 258(5): 697–703.</w:t>
+      </w:r>
+    </w:p>
+    <w:p>
+      <w:r>
+        <w:t xml:space="preserve">Virkkala, R. 1991. </w:t>
+      </w:r>
+      <w:r>
+        <w:rPr>
+          <w:i/>
+        </w:rPr>
+        <w:t xml:space="preserve">Population trends of forest birds in a Finnish Lapland landscape of large habitat blocks – Consequences of stochastic environmental variation or regional habitat alteration. </w:t>
+      </w:r>
+      <w:r>
+        <w:t>Biological conservation 56(2): 223–240</w:t>
+      </w:r>
+    </w:p>
+    <w:p>
+      <w:r>
+        <w:t xml:space="preserve">Wesolowski, T., Czeszczewik, D. &amp; Rowinski, P. 2005. </w:t>
+      </w:r>
+      <w:r>
+        <w:rPr>
+          <w:i/>
+        </w:rPr>
+        <w:t xml:space="preserve">Effects of forest management on Three-toed Woodpecker Picoides tridactylus distribution in the Bialowieza Forest (NE Poland): conservation implications. </w:t>
+      </w:r>
+      <w:r>
+        <w:t>Acta Ornithologica 40(1): 53–60.</w:t>
       </w:r>
     </w:p>
     <w:sectPr>
@@ -539,7 +1059,7 @@
     <w:r>
       <w:tab/>
       <w:tab/>
-      <w:t>2025-09-23</w:t>
+      <w:t>2025-09-24</w:t>
       <w:br/>
       <w:br/>
     </w:r>

--- a/tillsyn/A 42207-2025 tillsynsbegäran.docx
+++ b/tillsyn/A 42207-2025 tillsynsbegäran.docx
@@ -35,7 +35,7 @@
     </w:p>
     <w:p>
       <w:r>
-        <w:t>I avverkningsanmälan har följande 20 naturvårdsarter hittats: knärot (VU, §8), rynkskinn (VU), garnlav (NT), granticka (NT), gränsticka (NT), kolflarnlav (NT), lunglav (NT), mörk kolflarnlav (NT), spillkråka (NT, §4), tretåig hackspett (NT, §4), ullticka (NT), vedflikmossa (NT), vedskivlav (NT), bårdlav (S), luddlav (S), mörk husmossa (S), norrlandslav (S), stuplav (S), vedticka (S) och kungsfågel (§4). Av dessa är 13 rödlistade. För rödlistade arter har rödlistekategorin angivits inom parentes. Arter som är signalarter enligt Skogsstyrelsen har markerats med (S). För fridlysta arter anges även paragrafen i Artskyddsförordningen som arten är fridlyst enligt.</w:t>
+        <w:t>I avverkningsanmälan har följande 21 naturvårdsarter hittats: knärot (VU, §8), rynkskinn (VU), garnlav (NT), granticka (NT), gränsticka (NT), kolflarnlav (NT), lunglav (NT), mörk kolflarnlav (NT), spillkråka (NT, §4), tretåig hackspett (NT, §4), ullticka (NT), veckticka (NT), vedflikmossa (NT), vedskivlav (NT), bårdlav (S), luddlav (S), mörk husmossa (S), norrlandslav (S), stuplav (S), vedticka (S) och kungsfågel (§4). Av dessa är 14 rödlistade. För rödlistade arter har rödlistekategorin angivits inom parentes. Arter som är signalarter enligt Skogsstyrelsen har markerats med (S). För fridlysta arter anges även paragrafen i Artskyddsförordningen som arten är fridlyst enligt.</w:t>
       </w:r>
     </w:p>
     <w:p>
@@ -250,6 +250,17 @@
         <w:rPr>
           <w:b/>
         </w:rPr>
+        <w:t>Veckticka (NT)</w:t>
+      </w:r>
+      <w:r>
+        <w:t xml:space="preserve"> förekommer främst i äldre naturskogsartad löv- och blandskog i sena åldersstadier med gamla, döende och döda aspar. Avverkning eller gallring av aspbestånd är ett hot och aspskogar och asprika blandskogar måste bevaras i högre utsträckning än hittills. Sumpskog med asp och sälg har ett särskilt högt naturvärde och bör skyddas helt från skogsbruk (SLU Artdatabanken, 2024; Nitare &amp; Skogsstyrelsen, 2019).</w:t>
+      </w:r>
+    </w:p>
+    <w:p>
+      <w:r>
+        <w:rPr>
+          <w:b/>
+        </w:rPr>
         <w:t xml:space="preserve">Vedflikmossa (NT) </w:t>
       </w:r>
       <w:r>
@@ -1059,7 +1070,7 @@
     <w:r>
       <w:tab/>
       <w:tab/>
-      <w:t>2025-09-24</w:t>
+      <w:t>2025-09-25</w:t>
       <w:br/>
       <w:br/>
     </w:r>

--- a/tillsyn/A 42207-2025 tillsynsbegäran.docx
+++ b/tillsyn/A 42207-2025 tillsynsbegäran.docx
@@ -1070,7 +1070,7 @@
     <w:r>
       <w:tab/>
       <w:tab/>
-      <w:t>2025-09-25</w:t>
+      <w:t>2025-09-26</w:t>
       <w:br/>
       <w:br/>
     </w:r>

--- a/tillsyn/A 42207-2025 tillsynsbegäran.docx
+++ b/tillsyn/A 42207-2025 tillsynsbegäran.docx
@@ -1070,7 +1070,7 @@
     <w:r>
       <w:tab/>
       <w:tab/>
-      <w:t>2025-09-26</w:t>
+      <w:t>2025-09-27</w:t>
       <w:br/>
       <w:br/>
     </w:r>

--- a/tillsyn/A 42207-2025 tillsynsbegäran.docx
+++ b/tillsyn/A 42207-2025 tillsynsbegäran.docx
@@ -1070,7 +1070,7 @@
     <w:r>
       <w:tab/>
       <w:tab/>
-      <w:t>2025-09-27</w:t>
+      <w:t>2025-09-28</w:t>
       <w:br/>
       <w:br/>
     </w:r>

--- a/tillsyn/A 42207-2025 tillsynsbegäran.docx
+++ b/tillsyn/A 42207-2025 tillsynsbegäran.docx
@@ -1070,7 +1070,7 @@
     <w:r>
       <w:tab/>
       <w:tab/>
-      <w:t>2025-09-28</w:t>
+      <w:t>2025-09-29</w:t>
       <w:br/>
       <w:br/>
     </w:r>

--- a/tillsyn/A 42207-2025 tillsynsbegäran.docx
+++ b/tillsyn/A 42207-2025 tillsynsbegäran.docx
@@ -1070,7 +1070,7 @@
     <w:r>
       <w:tab/>
       <w:tab/>
-      <w:t>2025-09-29</w:t>
+      <w:t>2025-09-30</w:t>
       <w:br/>
       <w:br/>
     </w:r>

--- a/tillsyn/A 42207-2025 tillsynsbegäran.docx
+++ b/tillsyn/A 42207-2025 tillsynsbegäran.docx
@@ -1070,7 +1070,7 @@
     <w:r>
       <w:tab/>
       <w:tab/>
-      <w:t>2025-09-30</w:t>
+      <w:t>2025-10-01</w:t>
       <w:br/>
       <w:br/>
     </w:r>

--- a/tillsyn/A 42207-2025 tillsynsbegäran.docx
+++ b/tillsyn/A 42207-2025 tillsynsbegäran.docx
@@ -1070,7 +1070,7 @@
     <w:r>
       <w:tab/>
       <w:tab/>
-      <w:t>2025-10-01</w:t>
+      <w:t>2025-10-02</w:t>
       <w:br/>
       <w:br/>
     </w:r>

--- a/tillsyn/A 42207-2025 tillsynsbegäran.docx
+++ b/tillsyn/A 42207-2025 tillsynsbegäran.docx
@@ -1070,7 +1070,7 @@
     <w:r>
       <w:tab/>
       <w:tab/>
-      <w:t>2025-10-02</w:t>
+      <w:t>2025-10-03</w:t>
       <w:br/>
       <w:br/>
     </w:r>

--- a/tillsyn/A 42207-2025 tillsynsbegäran.docx
+++ b/tillsyn/A 42207-2025 tillsynsbegäran.docx
@@ -1070,7 +1070,7 @@
     <w:r>
       <w:tab/>
       <w:tab/>
-      <w:t>2025-10-03</w:t>
+      <w:t>2025-10-04</w:t>
       <w:br/>
       <w:br/>
     </w:r>

--- a/tillsyn/A 42207-2025 tillsynsbegäran.docx
+++ b/tillsyn/A 42207-2025 tillsynsbegäran.docx
@@ -1070,7 +1070,7 @@
     <w:r>
       <w:tab/>
       <w:tab/>
-      <w:t>2025-10-04</w:t>
+      <w:t>2025-10-05</w:t>
       <w:br/>
       <w:br/>
     </w:r>

--- a/tillsyn/A 42207-2025 tillsynsbegäran.docx
+++ b/tillsyn/A 42207-2025 tillsynsbegäran.docx
@@ -1070,7 +1070,7 @@
     <w:r>
       <w:tab/>
       <w:tab/>
-      <w:t>2025-10-05</w:t>
+      <w:t>2025-10-06</w:t>
       <w:br/>
       <w:br/>
     </w:r>

--- a/tillsyn/A 42207-2025 tillsynsbegäran.docx
+++ b/tillsyn/A 42207-2025 tillsynsbegäran.docx
@@ -1070,7 +1070,7 @@
     <w:r>
       <w:tab/>
       <w:tab/>
-      <w:t>2025-10-06</w:t>
+      <w:t>2025-10-07</w:t>
       <w:br/>
       <w:br/>
     </w:r>

--- a/tillsyn/A 42207-2025 tillsynsbegäran.docx
+++ b/tillsyn/A 42207-2025 tillsynsbegäran.docx
@@ -1070,7 +1070,7 @@
     <w:r>
       <w:tab/>
       <w:tab/>
-      <w:t>2025-10-07</w:t>
+      <w:t>2025-10-08</w:t>
       <w:br/>
       <w:br/>
     </w:r>

--- a/tillsyn/A 42207-2025 tillsynsbegäran.docx
+++ b/tillsyn/A 42207-2025 tillsynsbegäran.docx
@@ -1070,7 +1070,7 @@
     <w:r>
       <w:tab/>
       <w:tab/>
-      <w:t>2025-10-08</w:t>
+      <w:t>2025-10-09</w:t>
       <w:br/>
       <w:br/>
     </w:r>

--- a/tillsyn/A 42207-2025 tillsynsbegäran.docx
+++ b/tillsyn/A 42207-2025 tillsynsbegäran.docx
@@ -1070,7 +1070,7 @@
     <w:r>
       <w:tab/>
       <w:tab/>
-      <w:t>2025-10-09</w:t>
+      <w:t>2025-10-10</w:t>
       <w:br/>
       <w:br/>
     </w:r>

--- a/tillsyn/A 42207-2025 tillsynsbegäran.docx
+++ b/tillsyn/A 42207-2025 tillsynsbegäran.docx
@@ -1070,7 +1070,7 @@
     <w:r>
       <w:tab/>
       <w:tab/>
-      <w:t>2025-10-10</w:t>
+      <w:t>2025-10-11</w:t>
       <w:br/>
       <w:br/>
     </w:r>

--- a/tillsyn/A 42207-2025 tillsynsbegäran.docx
+++ b/tillsyn/A 42207-2025 tillsynsbegäran.docx
@@ -1070,7 +1070,7 @@
     <w:r>
       <w:tab/>
       <w:tab/>
-      <w:t>2025-10-16</w:t>
+      <w:t>2025-10-17</w:t>
       <w:br/>
       <w:br/>
     </w:r>

--- a/tillsyn/A 42207-2025 tillsynsbegäran.docx
+++ b/tillsyn/A 42207-2025 tillsynsbegäran.docx
@@ -1070,7 +1070,7 @@
     <w:r>
       <w:tab/>
       <w:tab/>
-      <w:t>2025-10-17</w:t>
+      <w:t>2025-10-18</w:t>
       <w:br/>
       <w:br/>
     </w:r>

--- a/tillsyn/A 42207-2025 tillsynsbegäran.docx
+++ b/tillsyn/A 42207-2025 tillsynsbegäran.docx
@@ -1070,7 +1070,7 @@
     <w:r>
       <w:tab/>
       <w:tab/>
-      <w:t>2025-10-18</w:t>
+      <w:t>2025-10-19</w:t>
       <w:br/>
       <w:br/>
     </w:r>

--- a/tillsyn/A 42207-2025 tillsynsbegäran.docx
+++ b/tillsyn/A 42207-2025 tillsynsbegäran.docx
@@ -1070,7 +1070,7 @@
     <w:r>
       <w:tab/>
       <w:tab/>
-      <w:t>2025-10-19</w:t>
+      <w:t>2025-10-20</w:t>
       <w:br/>
       <w:br/>
     </w:r>

--- a/tillsyn/A 42207-2025 tillsynsbegäran.docx
+++ b/tillsyn/A 42207-2025 tillsynsbegäran.docx
@@ -1070,7 +1070,7 @@
     <w:r>
       <w:tab/>
       <w:tab/>
-      <w:t>2025-10-20</w:t>
+      <w:t>2025-10-21</w:t>
       <w:br/>
       <w:br/>
     </w:r>

--- a/tillsyn/A 42207-2025 tillsynsbegäran.docx
+++ b/tillsyn/A 42207-2025 tillsynsbegäran.docx
@@ -331,7 +331,7 @@
         <w:t>Pucciniastrum goodyerae</w:t>
       </w:r>
       <w:r>
-        <w:t xml:space="preserve"> är klassad som NE (ej bedömd) i rödlistan(SLU Artdatabanken, 2024).</w:t>
+        <w:t xml:space="preserve"> är klassad som NE (ej bedömd) i rödlistan (SLU Artdatabanken, 2024).</w:t>
       </w:r>
     </w:p>
     <w:p>
@@ -1070,7 +1070,7 @@
     <w:r>
       <w:tab/>
       <w:tab/>
-      <w:t>2025-10-21</w:t>
+      <w:t>2025-10-22</w:t>
       <w:br/>
       <w:br/>
     </w:r>

--- a/tillsyn/A 42207-2025 tillsynsbegäran.docx
+++ b/tillsyn/A 42207-2025 tillsynsbegäran.docx
@@ -1070,7 +1070,7 @@
     <w:r>
       <w:tab/>
       <w:tab/>
-      <w:t>2025-10-22</w:t>
+      <w:t>2025-10-23</w:t>
       <w:br/>
       <w:br/>
     </w:r>

--- a/tillsyn/A 42207-2025 tillsynsbegäran.docx
+++ b/tillsyn/A 42207-2025 tillsynsbegäran.docx
@@ -1070,7 +1070,7 @@
     <w:r>
       <w:tab/>
       <w:tab/>
-      <w:t>2025-10-23</w:t>
+      <w:t>2025-10-24</w:t>
       <w:br/>
       <w:br/>
     </w:r>

--- a/tillsyn/A 42207-2025 tillsynsbegäran.docx
+++ b/tillsyn/A 42207-2025 tillsynsbegäran.docx
@@ -1070,7 +1070,7 @@
     <w:r>
       <w:tab/>
       <w:tab/>
-      <w:t>2025-10-24</w:t>
+      <w:t>2025-10-25</w:t>
       <w:br/>
       <w:br/>
     </w:r>

--- a/tillsyn/A 42207-2025 tillsynsbegäran.docx
+++ b/tillsyn/A 42207-2025 tillsynsbegäran.docx
@@ -1070,7 +1070,7 @@
     <w:r>
       <w:tab/>
       <w:tab/>
-      <w:t>2025-10-25</w:t>
+      <w:t>2025-10-26</w:t>
       <w:br/>
       <w:br/>
     </w:r>

--- a/tillsyn/A 42207-2025 tillsynsbegäran.docx
+++ b/tillsyn/A 42207-2025 tillsynsbegäran.docx
@@ -1070,7 +1070,7 @@
     <w:r>
       <w:tab/>
       <w:tab/>
-      <w:t>2025-10-26</w:t>
+      <w:t>2025-10-27</w:t>
       <w:br/>
       <w:br/>
     </w:r>

--- a/tillsyn/A 42207-2025 tillsynsbegäran.docx
+++ b/tillsyn/A 42207-2025 tillsynsbegäran.docx
@@ -1070,7 +1070,7 @@
     <w:r>
       <w:tab/>
       <w:tab/>
-      <w:t>2025-10-27</w:t>
+      <w:t>2025-10-28</w:t>
       <w:br/>
       <w:br/>
     </w:r>

--- a/tillsyn/A 42207-2025 tillsynsbegäran.docx
+++ b/tillsyn/A 42207-2025 tillsynsbegäran.docx
@@ -1070,7 +1070,7 @@
     <w:r>
       <w:tab/>
       <w:tab/>
-      <w:t>2025-10-28</w:t>
+      <w:t>2025-10-29</w:t>
       <w:br/>
       <w:br/>
     </w:r>

--- a/tillsyn/A 42207-2025 tillsynsbegäran.docx
+++ b/tillsyn/A 42207-2025 tillsynsbegäran.docx
@@ -1070,7 +1070,7 @@
     <w:r>
       <w:tab/>
       <w:tab/>
-      <w:t>2025-10-29</w:t>
+      <w:t>2025-10-30</w:t>
       <w:br/>
       <w:br/>
     </w:r>

--- a/tillsyn/A 42207-2025 tillsynsbegäran.docx
+++ b/tillsyn/A 42207-2025 tillsynsbegäran.docx
@@ -1070,7 +1070,7 @@
     <w:r>
       <w:tab/>
       <w:tab/>
-      <w:t>2025-10-30</w:t>
+      <w:t>2025-10-31</w:t>
       <w:br/>
       <w:br/>
     </w:r>

--- a/tillsyn/A 42207-2025 tillsynsbegäran.docx
+++ b/tillsyn/A 42207-2025 tillsynsbegäran.docx
@@ -1070,7 +1070,7 @@
     <w:r>
       <w:tab/>
       <w:tab/>
-      <w:t>2025-10-31</w:t>
+      <w:t>2025-11-01</w:t>
       <w:br/>
       <w:br/>
     </w:r>

--- a/tillsyn/A 42207-2025 tillsynsbegäran.docx
+++ b/tillsyn/A 42207-2025 tillsynsbegäran.docx
@@ -1070,7 +1070,7 @@
     <w:r>
       <w:tab/>
       <w:tab/>
-      <w:t>2025-11-01</w:t>
+      <w:t>2025-11-02</w:t>
       <w:br/>
       <w:br/>
     </w:r>

--- a/tillsyn/A 42207-2025 tillsynsbegäran.docx
+++ b/tillsyn/A 42207-2025 tillsynsbegäran.docx
@@ -1070,7 +1070,7 @@
     <w:r>
       <w:tab/>
       <w:tab/>
-      <w:t>2025-11-02</w:t>
+      <w:t>2025-11-03</w:t>
       <w:br/>
       <w:br/>
     </w:r>

--- a/tillsyn/A 42207-2025 tillsynsbegäran.docx
+++ b/tillsyn/A 42207-2025 tillsynsbegäran.docx
@@ -1070,7 +1070,7 @@
     <w:r>
       <w:tab/>
       <w:tab/>
-      <w:t>2025-11-03</w:t>
+      <w:t>2025-11-04</w:t>
       <w:br/>
       <w:br/>
     </w:r>

--- a/tillsyn/A 42207-2025 tillsynsbegäran.docx
+++ b/tillsyn/A 42207-2025 tillsynsbegäran.docx
@@ -1070,7 +1070,7 @@
     <w:r>
       <w:tab/>
       <w:tab/>
-      <w:t>2025-11-04</w:t>
+      <w:t>2025-11-05</w:t>
       <w:br/>
       <w:br/>
     </w:r>

--- a/tillsyn/A 42207-2025 tillsynsbegäran.docx
+++ b/tillsyn/A 42207-2025 tillsynsbegäran.docx
@@ -1070,7 +1070,7 @@
     <w:r>
       <w:tab/>
       <w:tab/>
-      <w:t>2025-11-05</w:t>
+      <w:t>2025-11-06</w:t>
       <w:br/>
       <w:br/>
     </w:r>

--- a/tillsyn/A 42207-2025 tillsynsbegäran.docx
+++ b/tillsyn/A 42207-2025 tillsynsbegäran.docx
@@ -1070,7 +1070,7 @@
     <w:r>
       <w:tab/>
       <w:tab/>
-      <w:t>2025-11-06</w:t>
+      <w:t>2025-11-07</w:t>
       <w:br/>
       <w:br/>
     </w:r>

--- a/tillsyn/A 42207-2025 tillsynsbegäran.docx
+++ b/tillsyn/A 42207-2025 tillsynsbegäran.docx
@@ -1070,7 +1070,7 @@
     <w:r>
       <w:tab/>
       <w:tab/>
-      <w:t>2025-11-07</w:t>
+      <w:t>2025-11-08</w:t>
       <w:br/>
       <w:br/>
     </w:r>

--- a/tillsyn/A 42207-2025 tillsynsbegäran.docx
+++ b/tillsyn/A 42207-2025 tillsynsbegäran.docx
@@ -1070,7 +1070,7 @@
     <w:r>
       <w:tab/>
       <w:tab/>
-      <w:t>2025-11-08</w:t>
+      <w:t>2025-11-09</w:t>
       <w:br/>
       <w:br/>
     </w:r>

--- a/tillsyn/A 42207-2025 tillsynsbegäran.docx
+++ b/tillsyn/A 42207-2025 tillsynsbegäran.docx
@@ -1070,7 +1070,7 @@
     <w:r>
       <w:tab/>
       <w:tab/>
-      <w:t>2025-11-09</w:t>
+      <w:t>2025-11-10</w:t>
       <w:br/>
       <w:br/>
     </w:r>

--- a/tillsyn/A 42207-2025 tillsynsbegäran.docx
+++ b/tillsyn/A 42207-2025 tillsynsbegäran.docx
@@ -1070,7 +1070,7 @@
     <w:r>
       <w:tab/>
       <w:tab/>
-      <w:t>2025-11-10</w:t>
+      <w:t>2025-11-11</w:t>
       <w:br/>
       <w:br/>
     </w:r>

--- a/tillsyn/A 42207-2025 tillsynsbegäran.docx
+++ b/tillsyn/A 42207-2025 tillsynsbegäran.docx
@@ -1070,7 +1070,7 @@
     <w:r>
       <w:tab/>
       <w:tab/>
-      <w:t>2025-11-11</w:t>
+      <w:t>2025-11-12</w:t>
       <w:br/>
       <w:br/>
     </w:r>

--- a/tillsyn/A 42207-2025 tillsynsbegäran.docx
+++ b/tillsyn/A 42207-2025 tillsynsbegäran.docx
@@ -1070,7 +1070,7 @@
     <w:r>
       <w:tab/>
       <w:tab/>
-      <w:t>2025-11-12</w:t>
+      <w:t>2025-11-13</w:t>
       <w:br/>
       <w:br/>
     </w:r>

--- a/tillsyn/A 42207-2025 tillsynsbegäran.docx
+++ b/tillsyn/A 42207-2025 tillsynsbegäran.docx
@@ -1070,7 +1070,7 @@
     <w:r>
       <w:tab/>
       <w:tab/>
-      <w:t>2025-11-13</w:t>
+      <w:t>2025-11-14</w:t>
       <w:br/>
       <w:br/>
     </w:r>

--- a/tillsyn/A 42207-2025 tillsynsbegäran.docx
+++ b/tillsyn/A 42207-2025 tillsynsbegäran.docx
@@ -1070,7 +1070,7 @@
     <w:r>
       <w:tab/>
       <w:tab/>
-      <w:t>2025-11-14</w:t>
+      <w:t>2025-11-15</w:t>
       <w:br/>
       <w:br/>
     </w:r>

--- a/tillsyn/A 42207-2025 tillsynsbegäran.docx
+++ b/tillsyn/A 42207-2025 tillsynsbegäran.docx
@@ -1070,7 +1070,7 @@
     <w:r>
       <w:tab/>
       <w:tab/>
-      <w:t>2025-11-15</w:t>
+      <w:t>2025-11-20</w:t>
       <w:br/>
       <w:br/>
     </w:r>

--- a/tillsyn/A 42207-2025 tillsynsbegäran.docx
+++ b/tillsyn/A 42207-2025 tillsynsbegäran.docx
@@ -1070,7 +1070,7 @@
     <w:r>
       <w:tab/>
       <w:tab/>
-      <w:t>2025-11-20</w:t>
+      <w:t>2025-11-21</w:t>
       <w:br/>
       <w:br/>
     </w:r>

--- a/tillsyn/A 42207-2025 tillsynsbegäran.docx
+++ b/tillsyn/A 42207-2025 tillsynsbegäran.docx
@@ -1070,7 +1070,7 @@
     <w:r>
       <w:tab/>
       <w:tab/>
-      <w:t>2025-11-21</w:t>
+      <w:t>2025-11-22</w:t>
       <w:br/>
       <w:br/>
     </w:r>

--- a/tillsyn/A 42207-2025 tillsynsbegäran.docx
+++ b/tillsyn/A 42207-2025 tillsynsbegäran.docx
@@ -1070,7 +1070,7 @@
     <w:r>
       <w:tab/>
       <w:tab/>
-      <w:t>2025-11-22</w:t>
+      <w:t>2025-11-23</w:t>
       <w:br/>
       <w:br/>
     </w:r>

--- a/tillsyn/A 42207-2025 tillsynsbegäran.docx
+++ b/tillsyn/A 42207-2025 tillsynsbegäran.docx
@@ -1070,7 +1070,7 @@
     <w:r>
       <w:tab/>
       <w:tab/>
-      <w:t>2025-11-23</w:t>
+      <w:t>2025-11-24</w:t>
       <w:br/>
       <w:br/>
     </w:r>

--- a/tillsyn/A 42207-2025 tillsynsbegäran.docx
+++ b/tillsyn/A 42207-2025 tillsynsbegäran.docx
@@ -1070,7 +1070,7 @@
     <w:r>
       <w:tab/>
       <w:tab/>
-      <w:t>2025-11-24</w:t>
+      <w:t>2025-11-25</w:t>
       <w:br/>
       <w:br/>
     </w:r>

--- a/tillsyn/A 42207-2025 tillsynsbegäran.docx
+++ b/tillsyn/A 42207-2025 tillsynsbegäran.docx
@@ -1070,7 +1070,7 @@
     <w:r>
       <w:tab/>
       <w:tab/>
-      <w:t>2025-11-25</w:t>
+      <w:t>2025-11-26</w:t>
       <w:br/>
       <w:br/>
     </w:r>

--- a/tillsyn/A 42207-2025 tillsynsbegäran.docx
+++ b/tillsyn/A 42207-2025 tillsynsbegäran.docx
@@ -1070,7 +1070,7 @@
     <w:r>
       <w:tab/>
       <w:tab/>
-      <w:t>2025-11-26</w:t>
+      <w:t>2025-11-27</w:t>
       <w:br/>
       <w:br/>
     </w:r>

--- a/tillsyn/A 42207-2025 tillsynsbegäran.docx
+++ b/tillsyn/A 42207-2025 tillsynsbegäran.docx
@@ -1070,7 +1070,7 @@
     <w:r>
       <w:tab/>
       <w:tab/>
-      <w:t>2025-11-27</w:t>
+      <w:t>2025-11-28</w:t>
       <w:br/>
       <w:br/>
     </w:r>

--- a/tillsyn/A 42207-2025 tillsynsbegäran.docx
+++ b/tillsyn/A 42207-2025 tillsynsbegäran.docx
@@ -1070,7 +1070,7 @@
     <w:r>
       <w:tab/>
       <w:tab/>
-      <w:t>2025-11-28</w:t>
+      <w:t>2025-11-29</w:t>
       <w:br/>
       <w:br/>
     </w:r>

--- a/tillsyn/A 42207-2025 tillsynsbegäran.docx
+++ b/tillsyn/A 42207-2025 tillsynsbegäran.docx
@@ -1070,7 +1070,7 @@
     <w:r>
       <w:tab/>
       <w:tab/>
-      <w:t>2025-11-29</w:t>
+      <w:t>2025-11-30</w:t>
       <w:br/>
       <w:br/>
     </w:r>

--- a/tillsyn/A 42207-2025 tillsynsbegäran.docx
+++ b/tillsyn/A 42207-2025 tillsynsbegäran.docx
@@ -1070,7 +1070,7 @@
     <w:r>
       <w:tab/>
       <w:tab/>
-      <w:t>2025-11-30</w:t>
+      <w:t>2025-12-01</w:t>
       <w:br/>
       <w:br/>
     </w:r>

--- a/tillsyn/A 42207-2025 tillsynsbegäran.docx
+++ b/tillsyn/A 42207-2025 tillsynsbegäran.docx
@@ -1070,7 +1070,7 @@
     <w:r>
       <w:tab/>
       <w:tab/>
-      <w:t>2025-12-01</w:t>
+      <w:t>2025-12-02</w:t>
       <w:br/>
       <w:br/>
     </w:r>

--- a/tillsyn/A 42207-2025 tillsynsbegäran.docx
+++ b/tillsyn/A 42207-2025 tillsynsbegäran.docx
@@ -1070,7 +1070,7 @@
     <w:r>
       <w:tab/>
       <w:tab/>
-      <w:t>2025-12-02</w:t>
+      <w:t>2025-12-03</w:t>
       <w:br/>
       <w:br/>
     </w:r>

--- a/tillsyn/A 42207-2025 tillsynsbegäran.docx
+++ b/tillsyn/A 42207-2025 tillsynsbegäran.docx
@@ -1070,7 +1070,7 @@
     <w:r>
       <w:tab/>
       <w:tab/>
-      <w:t>2025-12-03</w:t>
+      <w:t>2025-12-04</w:t>
       <w:br/>
       <w:br/>
     </w:r>

--- a/tillsyn/A 42207-2025 tillsynsbegäran.docx
+++ b/tillsyn/A 42207-2025 tillsynsbegäran.docx
@@ -1070,7 +1070,7 @@
     <w:r>
       <w:tab/>
       <w:tab/>
-      <w:t>2025-12-04</w:t>
+      <w:t>2025-12-05</w:t>
       <w:br/>
       <w:br/>
     </w:r>

--- a/tillsyn/A 42207-2025 tillsynsbegäran.docx
+++ b/tillsyn/A 42207-2025 tillsynsbegäran.docx
@@ -1070,7 +1070,7 @@
     <w:r>
       <w:tab/>
       <w:tab/>
-      <w:t>2025-12-05</w:t>
+      <w:t>2025-12-06</w:t>
       <w:br/>
       <w:br/>
     </w:r>

--- a/tillsyn/A 42207-2025 tillsynsbegäran.docx
+++ b/tillsyn/A 42207-2025 tillsynsbegäran.docx
@@ -1070,7 +1070,7 @@
     <w:r>
       <w:tab/>
       <w:tab/>
-      <w:t>2025-12-06</w:t>
+      <w:t>2025-12-07</w:t>
       <w:br/>
       <w:br/>
     </w:r>

--- a/tillsyn/A 42207-2025 tillsynsbegäran.docx
+++ b/tillsyn/A 42207-2025 tillsynsbegäran.docx
@@ -1070,7 +1070,7 @@
     <w:r>
       <w:tab/>
       <w:tab/>
-      <w:t>2025-12-07</w:t>
+      <w:t>2025-12-08</w:t>
       <w:br/>
       <w:br/>
     </w:r>

--- a/tillsyn/A 42207-2025 tillsynsbegäran.docx
+++ b/tillsyn/A 42207-2025 tillsynsbegäran.docx
@@ -1070,7 +1070,7 @@
     <w:r>
       <w:tab/>
       <w:tab/>
-      <w:t>2025-12-08</w:t>
+      <w:t>2025-12-09</w:t>
       <w:br/>
       <w:br/>
     </w:r>

--- a/tillsyn/A 42207-2025 tillsynsbegäran.docx
+++ b/tillsyn/A 42207-2025 tillsynsbegäran.docx
@@ -1070,7 +1070,7 @@
     <w:r>
       <w:tab/>
       <w:tab/>
-      <w:t>2025-12-09</w:t>
+      <w:t>2025-12-10</w:t>
       <w:br/>
       <w:br/>
     </w:r>

--- a/tillsyn/A 42207-2025 tillsynsbegäran.docx
+++ b/tillsyn/A 42207-2025 tillsynsbegäran.docx
@@ -1070,7 +1070,7 @@
     <w:r>
       <w:tab/>
       <w:tab/>
-      <w:t>2025-12-10</w:t>
+      <w:t>2025-12-11</w:t>
       <w:br/>
       <w:br/>
     </w:r>

--- a/tillsyn/A 42207-2025 tillsynsbegäran.docx
+++ b/tillsyn/A 42207-2025 tillsynsbegäran.docx
@@ -1070,7 +1070,7 @@
     <w:r>
       <w:tab/>
       <w:tab/>
-      <w:t>2025-12-11</w:t>
+      <w:t>2025-12-12</w:t>
       <w:br/>
       <w:br/>
     </w:r>

--- a/tillsyn/A 42207-2025 tillsynsbegäran.docx
+++ b/tillsyn/A 42207-2025 tillsynsbegäran.docx
@@ -1070,7 +1070,7 @@
     <w:r>
       <w:tab/>
       <w:tab/>
-      <w:t>2025-12-12</w:t>
+      <w:t>2025-12-13</w:t>
       <w:br/>
       <w:br/>
     </w:r>
